--- a/applications/sprouts-farmers-market/resume.docx
+++ b/applications/sprouts-farmers-market/resume.docx
@@ -80,7 +80,7 @@
           <w:i w:val="0"/>
           <w:color w:val="1A1A1A"/>
         </w:rPr>
-        <w:t>Operations and administrative professional with 15+ years managing client accounts, onboarding, hiring, and reporting systems in fast-paced service organizations. Directly managed and developed onboarding teams as large as 20, standardized data and reporting processes, and kept multi-account operations organized and accurate under deadline pressure.</w:t>
+        <w:t>Operations and administrative professional with 15+ years managing client accounts, onboarding, hiring, and reporting systems in fast-paced service organizations, with hands-on cash handling, till reconciliation, and bank-deposit experience in a cash-intensive retail environment. Directly managed and developed onboarding teams as large as 20, standardized data and reporting processes, and kept multi-account operations organized and accurate under deadline pressure.</w:t>
       </w:r>
     </w:p>
     <w:p>
@@ -178,30 +178,6 @@
           <w:color w:val="1A1A1A"/>
         </w:rPr>
         <w:t>Own the primary strategic relationship for a portfolio of service-based businesses, running discovery and onboarding to surface client goals and objectives.</w:t>
-      </w:r>
-    </w:p>
-    <w:p>
-      <w:pPr>
-        <w:spacing w:after="30"/>
-        <w:ind w:left="259" w:hanging="259"/>
-      </w:pPr>
-      <w:r>
-        <w:rPr>
-          <w:rFonts w:ascii="Times New Roman" w:hAnsi="Times New Roman"/>
-          <w:b w:val="0"/>
-          <w:i w:val="0"/>
-          <w:color w:val="1A1A1A"/>
-        </w:rPr>
-        <w:t xml:space="preserve">•  </w:t>
-      </w:r>
-      <w:r>
-        <w:rPr>
-          <w:rFonts w:ascii="Times New Roman" w:hAnsi="Times New Roman"/>
-          <w:b w:val="0"/>
-          <w:i w:val="0"/>
-          <w:color w:val="1A1A1A"/>
-        </w:rPr>
-        <w:t>Document every client interaction, timeline, and deliverable across multiple systems, keeping project records auditable across concurrent engagements.</w:t>
       </w:r>
     </w:p>
     <w:p>
@@ -633,6 +609,30 @@
           <w:i w:val="0"/>
           <w:color w:val="1A1A1A"/>
         </w:rPr>
+        <w:t>Personally and regularly handled cash counting, till reconciliation, and bank deposits in a cash-intensive retail environment.</w:t>
+      </w:r>
+    </w:p>
+    <w:p>
+      <w:pPr>
+        <w:spacing w:after="30"/>
+        <w:ind w:left="259" w:hanging="259"/>
+      </w:pPr>
+      <w:r>
+        <w:rPr>
+          <w:rFonts w:ascii="Times New Roman" w:hAnsi="Times New Roman"/>
+          <w:b w:val="0"/>
+          <w:i w:val="0"/>
+          <w:color w:val="1A1A1A"/>
+        </w:rPr>
+        <w:t xml:space="preserve">•  </w:t>
+      </w:r>
+      <w:r>
+        <w:rPr>
+          <w:rFonts w:ascii="Times New Roman" w:hAnsi="Times New Roman"/>
+          <w:b w:val="0"/>
+          <w:i w:val="0"/>
+          <w:color w:val="1A1A1A"/>
+        </w:rPr>
         <w:t>Built compliance and customer-management systems from scratch in a licensed cannabis dispensary.</w:t>
       </w:r>
     </w:p>
@@ -699,7 +699,7 @@
           <w:i w:val="0"/>
           <w:color w:val="1A1A1A"/>
         </w:rPr>
-        <w:t>Records Management, Office Organization, Process Documentation, Data Accuracy &amp; Standardization, Scheduling &amp; Time Management</w:t>
+        <w:t>Cash Handling &amp; Till Reconciliation, Bank Deposits, Records Management, Office Organization, Process Documentation, Scheduling &amp; Time Management</w:t>
       </w:r>
     </w:p>
     <w:p>

--- a/applications/sprouts-farmers-market/resume.docx
+++ b/applications/sprouts-farmers-market/resume.docx
@@ -633,7 +633,7 @@
           <w:i w:val="0"/>
           <w:color w:val="1A1A1A"/>
         </w:rPr>
-        <w:t>Built compliance and customer-management systems from scratch in a licensed cannabis dispensary.</w:t>
+        <w:t>Personally counted and handled cash, and managed till/drawer and deposit activity, as a routine part of daily operations.</w:t>
       </w:r>
     </w:p>
     <w:p>
@@ -657,7 +657,7 @@
           <w:i w:val="0"/>
           <w:color w:val="1A1A1A"/>
         </w:rPr>
-        <w:t>Developed early operational infrastructure — intake processes and reporting systems — scaling the business to profitability.</w:t>
+        <w:t>Built compliance and customer-management systems from scratch in a licensed cannabis dispensary.</w:t>
       </w:r>
     </w:p>
     <w:p>
@@ -745,7 +745,7 @@
           <w:i w:val="0"/>
           <w:color w:val="1A1A1A"/>
         </w:rPr>
-        <w:t>Performance Reporting, Dashboard Building, Google Apps (Sheets, Docs), Multi-System Documentation</w:t>
+        <w:t>Performance Reporting, Dashboard Building, Microsoft Office (Outlook, Excel, Word), Google Apps (Sheets, Docs), Multi-System Documentation</w:t>
       </w:r>
     </w:p>
     <w:p>
